--- a/documentation/Siyka_project_summary_последна версия на Сийка.docx
+++ b/documentation/Siyka_project_summary_последна версия на Сийка.docx
@@ -752,8 +752,6 @@
             </w:r>
           </w:p>
         </w:tc>
-        <w:bookmarkStart w:id="0" w:name="_GoBack"/>
-        <w:bookmarkEnd w:id="0"/>
       </w:tr>
       <w:tr>
         <w:trPr>
@@ -3784,6 +3782,7 @@
         <w:spacing w:after="414" w:line="360" w:lineRule="auto"/>
         <w:ind w:left="284" w:firstLine="0"/>
         <w:rPr>
+          <w:i w:val="0"/>
           <w:sz w:val="24"/>
           <w:szCs w:val="24"/>
         </w:rPr>
@@ -3798,22 +3797,89 @@
       </w:r>
     </w:p>
     <w:p>
+      <w:r>
+        <w:rPr>
+          <w:b/>
+          <w:bCs/>
+        </w:rPr>
+        <w:t>Системата използва два механизма за генериране на идентификатори:</w:t>
+      </w:r>
+    </w:p>
+    <w:p>
+      <w:r>
+        <w:t xml:space="preserve">– </w:t>
+      </w:r>
+      <w:r>
+        <w:rPr>
+          <w:b/>
+          <w:bCs/>
+        </w:rPr>
+        <w:t>Бизнес обекти</w:t>
+      </w:r>
+      <w:r>
+        <w:t xml:space="preserve"> (Product, Category, Supplier) използват </w:t>
+      </w:r>
+      <w:r>
+        <w:rPr>
+          <w:iCs/>
+        </w:rPr>
+        <w:t>UUID</w:t>
+      </w:r>
+      <w:r>
+        <w:t xml:space="preserve"> като уникален идентификатор.</w:t>
+      </w:r>
+    </w:p>
+    <w:p>
+      <w:r>
+        <w:t xml:space="preserve"> – </w:t>
+      </w:r>
+      <w:r>
+        <w:rPr>
+          <w:b/>
+          <w:bCs/>
+        </w:rPr>
+        <w:t>Оперативни записи</w:t>
+      </w:r>
+      <w:r>
+        <w:t xml:space="preserve"> (User, Movement, Invoice, StockLog, Report) използват </w:t>
+      </w:r>
+      <w:r>
+        <w:rPr>
+          <w:iCs/>
+        </w:rPr>
+        <w:t>последователно увеличаване</w:t>
+      </w:r>
+      <w:r>
+        <w:t>: новото ID = най</w:t>
+      </w:r>
+      <w:r>
+        <w:noBreakHyphen/>
+        <w:t>голямото съществуващо ID + 1.</w:t>
+      </w:r>
+    </w:p>
+    <w:p/>
+    <w:p/>
+    <w:p/>
+    <w:p/>
+    <w:p/>
+    <w:p/>
+    <w:p/>
+    <w:p/>
+    <w:p/>
+    <w:p/>
+    <w:p/>
+    <w:p/>
+    <w:p/>
+    <w:p>
       <w:pPr>
         <w:spacing w:after="105" w:line="360" w:lineRule="auto"/>
-        <w:ind w:left="284" w:firstLine="0"/>
-        <w:rPr>
-          <w:sz w:val="24"/>
-          <w:szCs w:val="24"/>
-        </w:rPr>
-      </w:pPr>
-      <w:r>
-        <w:rPr>
-          <w:i w:val="0"/>
-          <w:sz w:val="24"/>
-          <w:szCs w:val="24"/>
-        </w:rPr>
-        <w:t xml:space="preserve">  </w:t>
-      </w:r>
+        <w:rPr>
+          <w:sz w:val="24"/>
+          <w:szCs w:val="24"/>
+        </w:rPr>
+      </w:pPr>
+      <w:bookmarkStart w:id="0" w:name="_GoBack"/>
+      <w:bookmarkEnd w:id="0"/>
     </w:p>
     <w:tbl>
       <w:tblPr>
@@ -3828,8 +3894,8 @@
         <w:tblLook w:val="04A0" w:firstRow="1" w:lastRow="0" w:firstColumn="1" w:lastColumn="0" w:noHBand="0" w:noVBand="1"/>
       </w:tblPr>
       <w:tblGrid>
-        <w:gridCol w:w="2825"/>
-        <w:gridCol w:w="7151"/>
+        <w:gridCol w:w="2826"/>
+        <w:gridCol w:w="7150"/>
         <w:gridCol w:w="3868"/>
       </w:tblGrid>
       <w:tr>
@@ -3856,13 +3922,14 @@
                 <w:szCs w:val="24"/>
               </w:rPr>
             </w:pPr>
-            <w:bookmarkStart w:id="1" w:name="_Hlk220419366"/>
-            <w:bookmarkStart w:id="2" w:name="_Hlk220419305"/>
-            <w:r>
-              <w:rPr>
-                <w:sz w:val="24"/>
-                <w:szCs w:val="24"/>
-              </w:rPr>
+            <w:bookmarkStart w:id="1" w:name="_Hlk220419305"/>
+            <w:bookmarkStart w:id="2" w:name="_Hlk220419366"/>
+            <w:r>
+              <w:rPr>
+                <w:sz w:val="24"/>
+                <w:szCs w:val="24"/>
+              </w:rPr>
+              <w:lastRenderedPageBreak/>
               <w:t xml:space="preserve">Клас </w:t>
             </w:r>
           </w:p>
@@ -3983,15 +4050,37 @@
               <w:rPr>
                 <w:sz w:val="24"/>
                 <w:szCs w:val="24"/>
-              </w:rPr>
-              <w:t>id,first</w:t>
-            </w:r>
-            <w:r>
-              <w:rPr>
-                <w:sz w:val="24"/>
-                <w:szCs w:val="24"/>
                 <w:lang w:val="en-US"/>
               </w:rPr>
+              <w:t>user_</w:t>
+            </w:r>
+            <w:r>
+              <w:rPr>
+                <w:sz w:val="24"/>
+                <w:szCs w:val="24"/>
+              </w:rPr>
+              <w:t>id,</w:t>
+            </w:r>
+            <w:r>
+              <w:rPr>
+                <w:sz w:val="24"/>
+                <w:szCs w:val="24"/>
+              </w:rPr>
+              <w:t xml:space="preserve"> </w:t>
+            </w:r>
+            <w:r>
+              <w:rPr>
+                <w:sz w:val="24"/>
+                <w:szCs w:val="24"/>
+              </w:rPr>
+              <w:t>first</w:t>
+            </w:r>
+            <w:r>
+              <w:rPr>
+                <w:sz w:val="24"/>
+                <w:szCs w:val="24"/>
+                <w:lang w:val="en-US"/>
+              </w:rPr>
               <w:t>_n</w:t>
             </w:r>
             <w:r>
@@ -3999,7 +4088,7 @@
                 <w:sz w:val="24"/>
                 <w:szCs w:val="24"/>
               </w:rPr>
-              <w:t>ame,last</w:t>
+              <w:t>ame,</w:t>
             </w:r>
             <w:r>
               <w:rPr>
@@ -4007,6 +4096,21 @@
                 <w:szCs w:val="24"/>
                 <w:lang w:val="en-US"/>
               </w:rPr>
+              <w:t xml:space="preserve"> </w:t>
+            </w:r>
+            <w:r>
+              <w:rPr>
+                <w:sz w:val="24"/>
+                <w:szCs w:val="24"/>
+              </w:rPr>
+              <w:t>last</w:t>
+            </w:r>
+            <w:r>
+              <w:rPr>
+                <w:sz w:val="24"/>
+                <w:szCs w:val="24"/>
+                <w:lang w:val="en-US"/>
+              </w:rPr>
               <w:t>_n</w:t>
             </w:r>
             <w:r>
@@ -4014,7 +4118,96 @@
                 <w:sz w:val="24"/>
                 <w:szCs w:val="24"/>
               </w:rPr>
-              <w:t>ame,email, username, password,role,status,metadata,actions, created, mo</w:t>
+              <w:t>ame,</w:t>
+            </w:r>
+            <w:r>
+              <w:rPr>
+                <w:sz w:val="24"/>
+                <w:szCs w:val="24"/>
+                <w:lang w:val="en-US"/>
+              </w:rPr>
+              <w:t xml:space="preserve"> </w:t>
+            </w:r>
+            <w:r>
+              <w:rPr>
+                <w:sz w:val="24"/>
+                <w:szCs w:val="24"/>
+              </w:rPr>
+              <w:t>email,</w:t>
+            </w:r>
+            <w:r>
+              <w:rPr>
+                <w:sz w:val="24"/>
+                <w:szCs w:val="24"/>
+              </w:rPr>
+              <w:t xml:space="preserve"> </w:t>
+            </w:r>
+            <w:r>
+              <w:rPr>
+                <w:sz w:val="24"/>
+                <w:szCs w:val="24"/>
+              </w:rPr>
+              <w:t>username, password,</w:t>
+            </w:r>
+            <w:r>
+              <w:rPr>
+                <w:sz w:val="24"/>
+                <w:szCs w:val="24"/>
+                <w:lang w:val="en-US"/>
+              </w:rPr>
+              <w:t xml:space="preserve"> </w:t>
+            </w:r>
+            <w:r>
+              <w:rPr>
+                <w:sz w:val="24"/>
+                <w:szCs w:val="24"/>
+              </w:rPr>
+              <w:t>role,</w:t>
+            </w:r>
+            <w:r>
+              <w:rPr>
+                <w:sz w:val="24"/>
+                <w:szCs w:val="24"/>
+                <w:lang w:val="en-US"/>
+              </w:rPr>
+              <w:t xml:space="preserve"> </w:t>
+            </w:r>
+            <w:r>
+              <w:rPr>
+                <w:sz w:val="24"/>
+                <w:szCs w:val="24"/>
+              </w:rPr>
+              <w:t>status,</w:t>
+            </w:r>
+            <w:r>
+              <w:rPr>
+                <w:sz w:val="24"/>
+                <w:szCs w:val="24"/>
+                <w:lang w:val="en-US"/>
+              </w:rPr>
+              <w:t xml:space="preserve"> </w:t>
+            </w:r>
+            <w:r>
+              <w:rPr>
+                <w:sz w:val="24"/>
+                <w:szCs w:val="24"/>
+              </w:rPr>
+              <w:t>metadata,</w:t>
+            </w:r>
+            <w:r>
+              <w:rPr>
+                <w:sz w:val="24"/>
+                <w:szCs w:val="24"/>
+                <w:lang w:val="en-US"/>
+              </w:rPr>
+              <w:t xml:space="preserve"> </w:t>
+            </w:r>
+            <w:r>
+              <w:rPr>
+                <w:sz w:val="24"/>
+                <w:szCs w:val="24"/>
+              </w:rPr>
+              <w:t>actions, created, mo</w:t>
             </w:r>
             <w:r>
               <w:rPr>
@@ -4147,7 +4340,6 @@
                 <w:sz w:val="24"/>
                 <w:szCs w:val="24"/>
               </w:rPr>
-              <w:lastRenderedPageBreak/>
               <w:t>suppliers_managed</w:t>
             </w:r>
           </w:p>
@@ -4207,13 +4399,12 @@
                 <w:sz w:val="24"/>
                 <w:szCs w:val="24"/>
               </w:rPr>
-              <w:lastRenderedPageBreak/>
               <w:t xml:space="preserve">Извършва действия; създава доклади; управлява обекти според ролята </w:t>
             </w:r>
           </w:p>
         </w:tc>
       </w:tr>
-      <w:bookmarkEnd w:id="1"/>
+      <w:bookmarkEnd w:id="2"/>
     </w:tbl>
     <w:p>
       <w:pPr>
@@ -4327,6 +4518,16 @@
               <w:t>supplier_id, location_id, description, created, modified</w:t>
             </w:r>
           </w:p>
+          <w:p>
+            <w:pPr>
+              <w:spacing w:after="0" w:line="360" w:lineRule="auto"/>
+              <w:ind w:left="284" w:right="619" w:firstLine="0"/>
+              <w:rPr>
+                <w:sz w:val="24"/>
+                <w:szCs w:val="24"/>
+              </w:rPr>
+            </w:pPr>
+          </w:p>
         </w:tc>
         <w:tc>
           <w:tcPr>
@@ -4514,7 +4715,57 @@
                 <w:sz w:val="24"/>
                 <w:szCs w:val="24"/>
               </w:rPr>
-              <w:t>upplier_id,name,contact,address, product</w:t>
+              <w:t>upplier_id</w:t>
+            </w:r>
+            <w:r>
+              <w:rPr>
+                <w:sz w:val="24"/>
+                <w:szCs w:val="24"/>
+              </w:rPr>
+              <w:t xml:space="preserve"> -</w:t>
+            </w:r>
+            <w:r>
+              <w:rPr>
+                <w:b/>
+                <w:bCs/>
+              </w:rPr>
+              <w:t xml:space="preserve"> </w:t>
+            </w:r>
+            <w:r>
+              <w:rPr>
+                <w:i w:val="0"/>
+                <w:iCs/>
+                <w:sz w:val="24"/>
+                <w:szCs w:val="24"/>
+              </w:rPr>
+              <w:t>string (UUID)</w:t>
+            </w:r>
+            <w:r>
+              <w:rPr>
+                <w:i w:val="0"/>
+                <w:iCs/>
+                <w:sz w:val="24"/>
+                <w:szCs w:val="24"/>
+                <w:lang w:val="en-US"/>
+              </w:rPr>
+              <w:t>,</w:t>
+            </w:r>
+            <w:r>
+              <w:rPr>
+                <w:b/>
+                <w:bCs/>
+                <w:sz w:val="24"/>
+                <w:szCs w:val="24"/>
+                <w:lang w:val="en-US"/>
+              </w:rPr>
+              <w:t xml:space="preserve"> </w:t>
+            </w:r>
+            <w:r>
+              <w:rPr>
+                <w:sz w:val="24"/>
+                <w:szCs w:val="24"/>
+              </w:rPr>
+              <w:t>name,contact,address, product</w:t>
             </w:r>
             <w:r>
               <w:rPr>
@@ -4862,7 +5113,7 @@
           </w:p>
         </w:tc>
       </w:tr>
-      <w:bookmarkEnd w:id="2"/>
+      <w:bookmarkEnd w:id="1"/>
       <w:tr>
         <w:trPr>
           <w:trHeight w:val="1472"/>
@@ -4921,7 +5172,40 @@
                 <w:sz w:val="24"/>
                 <w:szCs w:val="24"/>
               </w:rPr>
-              <w:t>log_id, product_id,</w:t>
+              <w:t>log_id</w:t>
+            </w:r>
+            <w:r>
+              <w:rPr>
+                <w:sz w:val="24"/>
+                <w:szCs w:val="24"/>
+                <w:lang w:val="en-US"/>
+              </w:rPr>
+              <w:t xml:space="preserve"> -</w:t>
+            </w:r>
+            <w:r>
+              <w:t xml:space="preserve"> </w:t>
+            </w:r>
+            <w:r>
+              <w:rPr>
+                <w:sz w:val="24"/>
+                <w:szCs w:val="24"/>
+              </w:rPr>
+              <w:t>string (UUID)</w:t>
+            </w:r>
+            <w:r>
+              <w:rPr>
+                <w:sz w:val="24"/>
+                <w:szCs w:val="24"/>
+                <w:lang w:val="en-US"/>
+              </w:rPr>
+              <w:t xml:space="preserve"> </w:t>
+            </w:r>
+            <w:r>
+              <w:rPr>
+                <w:sz w:val="24"/>
+                <w:szCs w:val="24"/>
+              </w:rPr>
+              <w:t>, product_id,</w:t>
             </w:r>
             <w:r>
               <w:rPr>
@@ -9177,7 +9461,7 @@
 </file>
 
 <file path=customXml/itemProps1.xml><?xml version="1.0" encoding="utf-8"?>
-<ds:datastoreItem xmlns:ds="http://schemas.openxmlformats.org/officeDocument/2006/customXml" ds:itemID="{F1798CEA-A06A-4526-9FA8-0D000DC93126}">
+<ds:datastoreItem xmlns:ds="http://schemas.openxmlformats.org/officeDocument/2006/customXml" ds:itemID="{C5410E45-F91E-47E8-B08F-4AA39C735C94}">
   <ds:schemaRefs>
     <ds:schemaRef ds:uri="http://schemas.openxmlformats.org/officeDocument/2006/bibliography"/>
   </ds:schemaRefs>
